--- a/4-质量管理/流程制度规范类文件/040105-客户满意度调查管理制度.docx
+++ b/4-质量管理/流程制度规范类文件/040105-客户满意度调查管理制度.docx
@@ -868,8 +868,6 @@
               </w:rPr>
               <w:t>赵维涵</w:t>
             </w:r>
-            <w:bookmarkStart w:id="21" w:name="_GoBack"/>
-            <w:bookmarkEnd w:id="21"/>
           </w:p>
         </w:tc>
         <w:tc>
@@ -1016,6 +1014,12 @@
             <w:insideH w:val="single" w:color="000000" w:sz="2" w:space="0"/>
             <w:insideV w:val="single" w:color="000000" w:sz="2" w:space="0"/>
           </w:tblBorders>
+          <w:tblCellMar>
+            <w:top w:w="0" w:type="dxa"/>
+            <w:left w:w="0" w:type="dxa"/>
+            <w:bottom w:w="0" w:type="dxa"/>
+            <w:right w:w="0" w:type="dxa"/>
+          </w:tblCellMar>
         </w:tblPrEx>
         <w:trPr>
           <w:trHeight w:val="556" w:hRule="atLeast"/>
@@ -2458,8 +2462,8 @@
         <w:pStyle w:val="28"/>
         <w:bidi w:val="0"/>
       </w:pPr>
-      <w:bookmarkStart w:id="2" w:name="_Toc31517"/>
-      <w:bookmarkStart w:id="3" w:name="_Toc25083"/>
+      <w:bookmarkStart w:id="2" w:name="_Toc25083"/>
+      <w:bookmarkStart w:id="3" w:name="_Toc31517"/>
       <w:r>
         <w:t>目的</w:t>
       </w:r>
@@ -2987,9 +2991,9 @@
           <w:lang w:val="en-US" w:eastAsia="zh-CN"/>
         </w:rPr>
       </w:pPr>
-      <w:bookmarkStart w:id="14" w:name="_Toc16299"/>
+      <w:bookmarkStart w:id="14" w:name="_Toc25101"/>
       <w:bookmarkStart w:id="15" w:name="_Toc30186"/>
-      <w:bookmarkStart w:id="16" w:name="_Toc25101"/>
+      <w:bookmarkStart w:id="16" w:name="_Toc16299"/>
       <w:r>
         <w:rPr>
           <w:rFonts w:hint="eastAsia"/>
@@ -3023,9 +3027,9 @@
         </w:tblCellMar>
       </w:tblPr>
       <w:tblGrid>
-        <w:gridCol w:w="1551"/>
-        <w:gridCol w:w="2846"/>
-        <w:gridCol w:w="1268"/>
+        <w:gridCol w:w="1790"/>
+        <w:gridCol w:w="2836"/>
+        <w:gridCol w:w="1039"/>
         <w:gridCol w:w="1427"/>
       </w:tblGrid>
       <w:tr>
@@ -3045,9 +3049,12 @@
             <w:right w:w="108" w:type="dxa"/>
           </w:tblCellMar>
         </w:tblPrEx>
-        <w:tc>
-          <w:tcPr>
-            <w:tcW w:w="1551" w:type="dxa"/>
+        <w:trPr>
+          <w:wAfter w:w="0" w:type="auto"/>
+        </w:trPr>
+        <w:tc>
+          <w:tcPr>
+            <w:tcW w:w="1790" w:type="dxa"/>
           </w:tcPr>
           <w:p>
             <w:pPr>
@@ -3077,7 +3084,7 @@
         </w:tc>
         <w:tc>
           <w:tcPr>
-            <w:tcW w:w="2846" w:type="dxa"/>
+            <w:tcW w:w="2836" w:type="dxa"/>
           </w:tcPr>
           <w:p>
             <w:pPr>
@@ -3107,7 +3114,7 @@
         </w:tc>
         <w:tc>
           <w:tcPr>
-            <w:tcW w:w="1268" w:type="dxa"/>
+            <w:tcW w:w="1039" w:type="dxa"/>
           </w:tcPr>
           <w:p>
             <w:pPr>
@@ -3166,6 +3173,150 @@
                 <w:lang w:val="en-US" w:eastAsia="zh-CN"/>
               </w:rPr>
               <w:t>考核频次</w:t>
+            </w:r>
+          </w:p>
+        </w:tc>
+      </w:tr>
+      <w:tr>
+        <w:tblPrEx>
+          <w:tblBorders>
+            <w:top w:val="single" w:color="auto" w:sz="4" w:space="0"/>
+            <w:left w:val="single" w:color="auto" w:sz="4" w:space="0"/>
+            <w:bottom w:val="single" w:color="auto" w:sz="4" w:space="0"/>
+            <w:right w:val="single" w:color="auto" w:sz="4" w:space="0"/>
+            <w:insideH w:val="single" w:color="auto" w:sz="4" w:space="0"/>
+            <w:insideV w:val="single" w:color="auto" w:sz="4" w:space="0"/>
+          </w:tblBorders>
+          <w:tblCellMar>
+            <w:top w:w="0" w:type="dxa"/>
+            <w:left w:w="108" w:type="dxa"/>
+            <w:bottom w:w="0" w:type="dxa"/>
+            <w:right w:w="108" w:type="dxa"/>
+          </w:tblCellMar>
+        </w:tblPrEx>
+        <w:trPr>
+          <w:wAfter w:w="0" w:type="auto"/>
+          <w:trHeight w:val="285" w:hRule="atLeast"/>
+        </w:trPr>
+        <w:tc>
+          <w:tcPr>
+            <w:tcW w:w="1790" w:type="dxa"/>
+            <w:shd w:val="clear" w:color="auto" w:fill="auto"/>
+          </w:tcPr>
+          <w:p>
+            <w:pPr>
+              <w:widowControl w:val="0"/>
+              <w:rPr>
+                <w:rFonts w:hint="default" w:ascii="宋体" w:hAnsi="宋体" w:eastAsia="宋体" w:cs="宋体"/>
+                <w:snapToGrid w:val="0"/>
+                <w:color w:val="000000"/>
+                <w:kern w:val="0"/>
+                <w:sz w:val="18"/>
+                <w:szCs w:val="18"/>
+                <w:lang w:val="en-US" w:eastAsia="zh-CN" w:bidi="ar-SA"/>
+              </w:rPr>
+            </w:pPr>
+            <w:r>
+              <w:rPr>
+                <w:rFonts w:hint="eastAsia" w:ascii="宋体" w:hAnsi="宋体" w:cs="宋体"/>
+                <w:sz w:val="18"/>
+                <w:szCs w:val="18"/>
+                <w:lang w:val="en-US" w:eastAsia="zh-CN"/>
+              </w:rPr>
+              <w:t>组织级客户满意度</w:t>
+            </w:r>
+          </w:p>
+        </w:tc>
+        <w:tc>
+          <w:tcPr>
+            <w:tcW w:w="2836" w:type="dxa"/>
+            <w:shd w:val="clear" w:color="auto" w:fill="auto"/>
+          </w:tcPr>
+          <w:p>
+            <w:pPr>
+              <w:widowControl w:val="0"/>
+              <w:rPr>
+                <w:rFonts w:hint="default" w:ascii="宋体" w:hAnsi="宋体" w:eastAsia="宋体" w:cs="宋体"/>
+                <w:snapToGrid w:val="0"/>
+                <w:color w:val="000000"/>
+                <w:kern w:val="0"/>
+                <w:sz w:val="18"/>
+                <w:szCs w:val="18"/>
+                <w:lang w:val="en-US" w:eastAsia="zh-CN" w:bidi="ar-SA"/>
+              </w:rPr>
+            </w:pPr>
+            <w:r>
+              <w:rPr>
+                <w:rFonts w:hint="eastAsia" w:ascii="宋体" w:hAnsi="宋体" w:eastAsia="宋体" w:cs="宋体"/>
+                <w:sz w:val="18"/>
+                <w:szCs w:val="18"/>
+              </w:rPr>
+              <w:t>满意度调查总分数/调查客户总数</w:t>
+            </w:r>
+          </w:p>
+        </w:tc>
+        <w:tc>
+          <w:tcPr>
+            <w:tcW w:w="1039" w:type="dxa"/>
+            <w:shd w:val="clear" w:color="auto" w:fill="auto"/>
+          </w:tcPr>
+          <w:p>
+            <w:pPr>
+              <w:widowControl w:val="0"/>
+              <w:rPr>
+                <w:rFonts w:hint="eastAsia" w:ascii="宋体" w:hAnsi="宋体" w:eastAsia="宋体" w:cs="宋体"/>
+                <w:snapToGrid w:val="0"/>
+                <w:color w:val="000000"/>
+                <w:kern w:val="0"/>
+                <w:sz w:val="18"/>
+                <w:szCs w:val="18"/>
+                <w:lang w:val="en-US" w:eastAsia="zh-CN" w:bidi="ar-SA"/>
+              </w:rPr>
+            </w:pPr>
+            <w:r>
+              <w:rPr>
+                <w:rFonts w:hint="eastAsia" w:ascii="宋体" w:hAnsi="宋体" w:eastAsia="宋体" w:cs="宋体"/>
+                <w:sz w:val="18"/>
+                <w:szCs w:val="18"/>
+              </w:rPr>
+              <w:t>≥95.5分</w:t>
+            </w:r>
+          </w:p>
+        </w:tc>
+        <w:tc>
+          <w:tcPr>
+            <w:tcW w:w="1427" w:type="dxa"/>
+            <w:shd w:val="clear" w:color="auto" w:fill="auto"/>
+          </w:tcPr>
+          <w:p>
+            <w:pPr>
+              <w:widowControl w:val="0"/>
+              <w:rPr>
+                <w:rFonts w:hint="eastAsia" w:ascii="宋体" w:hAnsi="宋体" w:eastAsia="宋体" w:cs="宋体"/>
+                <w:snapToGrid w:val="0"/>
+                <w:color w:val="000000"/>
+                <w:kern w:val="0"/>
+                <w:sz w:val="18"/>
+                <w:szCs w:val="18"/>
+                <w:lang w:val="en-US" w:eastAsia="zh-CN" w:bidi="ar-SA"/>
+              </w:rPr>
+            </w:pPr>
+            <w:r>
+              <w:rPr>
+                <w:rFonts w:hint="eastAsia" w:ascii="宋体" w:hAnsi="宋体" w:eastAsia="宋体" w:cs="宋体"/>
+                <w:sz w:val="18"/>
+                <w:szCs w:val="18"/>
+              </w:rPr>
+              <w:t>每年</w:t>
+            </w:r>
+            <w:r>
+              <w:rPr>
+                <w:rFonts w:hint="eastAsia" w:ascii="宋体" w:hAnsi="宋体" w:cs="宋体"/>
+                <w:sz w:val="18"/>
+                <w:szCs w:val="18"/>
+                <w:lang w:val="en-US" w:eastAsia="zh-CN"/>
+              </w:rPr>
+              <w:t>度</w:t>
             </w:r>
           </w:p>
         </w:tc>
@@ -3192,77 +3343,12 @@
         </w:trPr>
         <w:tc>
           <w:tcPr>
-            <w:tcW w:w="1551" w:type="dxa"/>
+            <w:tcW w:w="1790" w:type="dxa"/>
             <w:shd w:val="clear" w:color="auto" w:fill="auto"/>
-          </w:tcPr>
-          <w:p>
-            <w:pPr>
-              <w:widowControl w:val="0"/>
-              <w:rPr>
-                <w:rFonts w:hint="default" w:ascii="宋体" w:hAnsi="宋体" w:eastAsia="宋体" w:cs="宋体"/>
-                <w:snapToGrid w:val="0"/>
-                <w:color w:val="000000"/>
-                <w:kern w:val="0"/>
-                <w:sz w:val="18"/>
-                <w:szCs w:val="18"/>
-                <w:lang w:val="en-US" w:eastAsia="zh-CN" w:bidi="ar-SA"/>
-              </w:rPr>
-            </w:pPr>
-            <w:r>
-              <w:rPr>
-                <w:rFonts w:hint="eastAsia" w:ascii="宋体" w:hAnsi="宋体" w:cs="宋体"/>
-                <w:sz w:val="18"/>
-                <w:szCs w:val="18"/>
-                <w:lang w:val="en-US" w:eastAsia="zh-CN"/>
-              </w:rPr>
-              <w:t>客户</w:t>
-            </w:r>
-            <w:r>
-              <w:rPr>
-                <w:rFonts w:hint="eastAsia" w:ascii="宋体" w:hAnsi="宋体" w:eastAsia="宋体" w:cs="宋体"/>
-                <w:sz w:val="18"/>
-                <w:szCs w:val="18"/>
-              </w:rPr>
-              <w:t>满意度</w:t>
-            </w:r>
-          </w:p>
-        </w:tc>
-        <w:tc>
-          <w:tcPr>
-            <w:tcW w:w="2846" w:type="dxa"/>
-            <w:shd w:val="clear" w:color="auto" w:fill="auto"/>
-          </w:tcPr>
-          <w:p>
-            <w:pPr>
-              <w:widowControl w:val="0"/>
-              <w:rPr>
-                <w:rFonts w:hint="default" w:ascii="宋体" w:hAnsi="宋体" w:eastAsia="宋体" w:cs="宋体"/>
-                <w:snapToGrid w:val="0"/>
-                <w:color w:val="000000"/>
-                <w:kern w:val="0"/>
-                <w:sz w:val="18"/>
-                <w:szCs w:val="18"/>
-                <w:lang w:val="en-US" w:eastAsia="zh-CN" w:bidi="ar-SA"/>
-              </w:rPr>
-            </w:pPr>
-            <w:r>
-              <w:rPr>
-                <w:rFonts w:hint="eastAsia" w:ascii="宋体" w:hAnsi="宋体" w:eastAsia="宋体" w:cs="宋体"/>
-                <w:sz w:val="18"/>
-                <w:szCs w:val="18"/>
-              </w:rPr>
-              <w:t>满意度调查总分数/调查客户总数</w:t>
-            </w:r>
-          </w:p>
-        </w:tc>
-        <w:tc>
-          <w:tcPr>
-            <w:tcW w:w="1268" w:type="dxa"/>
-            <w:shd w:val="clear" w:color="auto" w:fill="auto"/>
-          </w:tcPr>
-          <w:p>
-            <w:pPr>
-              <w:widowControl w:val="0"/>
+            <w:vAlign w:val="top"/>
+          </w:tcPr>
+          <w:p>
+            <w:pPr>
               <w:rPr>
                 <w:rFonts w:hint="eastAsia" w:ascii="宋体" w:hAnsi="宋体" w:eastAsia="宋体" w:cs="宋体"/>
                 <w:snapToGrid w:val="0"/>
@@ -3273,24 +3359,26 @@
                 <w:lang w:val="en-US" w:eastAsia="zh-CN" w:bidi="ar-SA"/>
               </w:rPr>
             </w:pPr>
+            <w:bookmarkStart w:id="17" w:name="_Toc23733"/>
             <w:r>
               <w:rPr>
                 <w:rFonts w:hint="eastAsia" w:ascii="宋体" w:hAnsi="宋体" w:eastAsia="宋体" w:cs="宋体"/>
                 <w:sz w:val="18"/>
                 <w:szCs w:val="18"/>
-              </w:rPr>
-              <w:t>≥95.5分</w:t>
+                <w:lang w:val="en-US" w:eastAsia="zh-CN"/>
+              </w:rPr>
+              <w:t>项目客户投诉次数</w:t>
             </w:r>
           </w:p>
         </w:tc>
         <w:tc>
           <w:tcPr>
-            <w:tcW w:w="1427" w:type="dxa"/>
+            <w:tcW w:w="2836" w:type="dxa"/>
             <w:shd w:val="clear" w:color="auto" w:fill="auto"/>
-          </w:tcPr>
-          <w:p>
-            <w:pPr>
-              <w:widowControl w:val="0"/>
+            <w:vAlign w:val="top"/>
+          </w:tcPr>
+          <w:p>
+            <w:pPr>
               <w:rPr>
                 <w:rFonts w:hint="eastAsia" w:ascii="宋体" w:hAnsi="宋体" w:eastAsia="宋体" w:cs="宋体"/>
                 <w:snapToGrid w:val="0"/>
@@ -3306,17 +3394,67 @@
                 <w:rFonts w:hint="eastAsia" w:ascii="宋体" w:hAnsi="宋体" w:eastAsia="宋体" w:cs="宋体"/>
                 <w:sz w:val="18"/>
                 <w:szCs w:val="18"/>
-              </w:rPr>
-              <w:t>每年</w:t>
+                <w:lang w:val="en-US" w:eastAsia="zh-CN"/>
+              </w:rPr>
+              <w:t>项目运维期间客户投诉次数</w:t>
             </w:r>
+          </w:p>
+        </w:tc>
+        <w:tc>
+          <w:tcPr>
+            <w:tcW w:w="1039" w:type="dxa"/>
+            <w:shd w:val="clear" w:color="auto" w:fill="auto"/>
+            <w:vAlign w:val="top"/>
+          </w:tcPr>
+          <w:p>
+            <w:pPr>
+              <w:rPr>
+                <w:rFonts w:hint="eastAsia" w:ascii="宋体" w:hAnsi="宋体" w:eastAsia="宋体" w:cs="宋体"/>
+                <w:snapToGrid w:val="0"/>
+                <w:color w:val="000000"/>
+                <w:kern w:val="0"/>
+                <w:sz w:val="18"/>
+                <w:szCs w:val="18"/>
+                <w:lang w:val="en-US" w:eastAsia="zh-CN" w:bidi="ar-SA"/>
+              </w:rPr>
+            </w:pPr>
             <w:r>
               <w:rPr>
-                <w:rFonts w:hint="eastAsia" w:ascii="宋体" w:hAnsi="宋体" w:cs="宋体"/>
+                <w:rFonts w:hint="eastAsia" w:ascii="宋体" w:hAnsi="宋体" w:eastAsia="宋体" w:cs="宋体"/>
                 <w:sz w:val="18"/>
                 <w:szCs w:val="18"/>
                 <w:lang w:val="en-US" w:eastAsia="zh-CN"/>
               </w:rPr>
-              <w:t>度</w:t>
+              <w:t>≤2次</w:t>
+            </w:r>
+          </w:p>
+        </w:tc>
+        <w:tc>
+          <w:tcPr>
+            <w:tcW w:w="1427" w:type="dxa"/>
+            <w:shd w:val="clear" w:color="auto" w:fill="auto"/>
+            <w:vAlign w:val="top"/>
+          </w:tcPr>
+          <w:p>
+            <w:pPr>
+              <w:rPr>
+                <w:rFonts w:hint="eastAsia" w:ascii="宋体" w:hAnsi="宋体" w:eastAsia="宋体" w:cs="宋体"/>
+                <w:snapToGrid w:val="0"/>
+                <w:color w:val="000000"/>
+                <w:kern w:val="0"/>
+                <w:sz w:val="18"/>
+                <w:szCs w:val="18"/>
+                <w:lang w:val="en-US" w:eastAsia="zh-CN" w:bidi="ar-SA"/>
+              </w:rPr>
+            </w:pPr>
+            <w:r>
+              <w:rPr>
+                <w:rFonts w:hint="eastAsia" w:ascii="宋体" w:hAnsi="宋体" w:eastAsia="宋体" w:cs="宋体"/>
+                <w:sz w:val="18"/>
+                <w:szCs w:val="18"/>
+                <w:lang w:val="en-US" w:eastAsia="zh-CN"/>
+              </w:rPr>
+              <w:t>每年度</w:t>
             </w:r>
           </w:p>
         </w:tc>
@@ -3332,7 +3470,6 @@
           <w:lang w:val="en-US" w:eastAsia="zh-CN"/>
         </w:rPr>
       </w:pPr>
-      <w:bookmarkStart w:id="17" w:name="_Toc23733"/>
       <w:r>
         <w:rPr>
           <w:rStyle w:val="38"/>
@@ -3400,6 +3537,8 @@
         </w:rPr>
         <w:t>。</w:t>
       </w:r>
+      <w:bookmarkStart w:id="21" w:name="_GoBack"/>
+      <w:bookmarkEnd w:id="21"/>
     </w:p>
     <w:p>
       <w:pPr>

--- a/4-质量管理/流程制度规范类文件/040105-客户满意度调查管理制度.docx
+++ b/4-质量管理/流程制度规范类文件/040105-客户满意度调查管理制度.docx
@@ -390,7 +390,17 @@
                 <w:vertAlign w:val="baseline"/>
                 <w:lang w:val="en-US" w:eastAsia="zh-CN"/>
               </w:rPr>
-              <w:t>编制时间</w:t>
+              <w:t>审核</w:t>
+            </w:r>
+            <w:bookmarkStart w:id="21" w:name="_GoBack"/>
+            <w:bookmarkEnd w:id="21"/>
+            <w:r>
+              <w:rPr>
+                <w:rFonts w:hint="eastAsia"/>
+                <w:vertAlign w:val="baseline"/>
+                <w:lang w:val="en-US" w:eastAsia="zh-CN"/>
+              </w:rPr>
+              <w:t>时间</w:t>
             </w:r>
             <w:r>
               <w:rPr>
@@ -2462,8 +2472,8 @@
         <w:pStyle w:val="28"/>
         <w:bidi w:val="0"/>
       </w:pPr>
-      <w:bookmarkStart w:id="2" w:name="_Toc25083"/>
-      <w:bookmarkStart w:id="3" w:name="_Toc31517"/>
+      <w:bookmarkStart w:id="2" w:name="_Toc31517"/>
+      <w:bookmarkStart w:id="3" w:name="_Toc25083"/>
       <w:r>
         <w:t>目的</w:t>
       </w:r>
@@ -3049,9 +3059,6 @@
             <w:right w:w="108" w:type="dxa"/>
           </w:tblCellMar>
         </w:tblPrEx>
-        <w:trPr>
-          <w:wAfter w:w="0" w:type="auto"/>
-        </w:trPr>
         <w:tc>
           <w:tcPr>
             <w:tcW w:w="1790" w:type="dxa"/>
@@ -3173,150 +3180,6 @@
                 <w:lang w:val="en-US" w:eastAsia="zh-CN"/>
               </w:rPr>
               <w:t>考核频次</w:t>
-            </w:r>
-          </w:p>
-        </w:tc>
-      </w:tr>
-      <w:tr>
-        <w:tblPrEx>
-          <w:tblBorders>
-            <w:top w:val="single" w:color="auto" w:sz="4" w:space="0"/>
-            <w:left w:val="single" w:color="auto" w:sz="4" w:space="0"/>
-            <w:bottom w:val="single" w:color="auto" w:sz="4" w:space="0"/>
-            <w:right w:val="single" w:color="auto" w:sz="4" w:space="0"/>
-            <w:insideH w:val="single" w:color="auto" w:sz="4" w:space="0"/>
-            <w:insideV w:val="single" w:color="auto" w:sz="4" w:space="0"/>
-          </w:tblBorders>
-          <w:tblCellMar>
-            <w:top w:w="0" w:type="dxa"/>
-            <w:left w:w="108" w:type="dxa"/>
-            <w:bottom w:w="0" w:type="dxa"/>
-            <w:right w:w="108" w:type="dxa"/>
-          </w:tblCellMar>
-        </w:tblPrEx>
-        <w:trPr>
-          <w:wAfter w:w="0" w:type="auto"/>
-          <w:trHeight w:val="285" w:hRule="atLeast"/>
-        </w:trPr>
-        <w:tc>
-          <w:tcPr>
-            <w:tcW w:w="1790" w:type="dxa"/>
-            <w:shd w:val="clear" w:color="auto" w:fill="auto"/>
-          </w:tcPr>
-          <w:p>
-            <w:pPr>
-              <w:widowControl w:val="0"/>
-              <w:rPr>
-                <w:rFonts w:hint="default" w:ascii="宋体" w:hAnsi="宋体" w:eastAsia="宋体" w:cs="宋体"/>
-                <w:snapToGrid w:val="0"/>
-                <w:color w:val="000000"/>
-                <w:kern w:val="0"/>
-                <w:sz w:val="18"/>
-                <w:szCs w:val="18"/>
-                <w:lang w:val="en-US" w:eastAsia="zh-CN" w:bidi="ar-SA"/>
-              </w:rPr>
-            </w:pPr>
-            <w:r>
-              <w:rPr>
-                <w:rFonts w:hint="eastAsia" w:ascii="宋体" w:hAnsi="宋体" w:cs="宋体"/>
-                <w:sz w:val="18"/>
-                <w:szCs w:val="18"/>
-                <w:lang w:val="en-US" w:eastAsia="zh-CN"/>
-              </w:rPr>
-              <w:t>组织级客户满意度</w:t>
-            </w:r>
-          </w:p>
-        </w:tc>
-        <w:tc>
-          <w:tcPr>
-            <w:tcW w:w="2836" w:type="dxa"/>
-            <w:shd w:val="clear" w:color="auto" w:fill="auto"/>
-          </w:tcPr>
-          <w:p>
-            <w:pPr>
-              <w:widowControl w:val="0"/>
-              <w:rPr>
-                <w:rFonts w:hint="default" w:ascii="宋体" w:hAnsi="宋体" w:eastAsia="宋体" w:cs="宋体"/>
-                <w:snapToGrid w:val="0"/>
-                <w:color w:val="000000"/>
-                <w:kern w:val="0"/>
-                <w:sz w:val="18"/>
-                <w:szCs w:val="18"/>
-                <w:lang w:val="en-US" w:eastAsia="zh-CN" w:bidi="ar-SA"/>
-              </w:rPr>
-            </w:pPr>
-            <w:r>
-              <w:rPr>
-                <w:rFonts w:hint="eastAsia" w:ascii="宋体" w:hAnsi="宋体" w:eastAsia="宋体" w:cs="宋体"/>
-                <w:sz w:val="18"/>
-                <w:szCs w:val="18"/>
-              </w:rPr>
-              <w:t>满意度调查总分数/调查客户总数</w:t>
-            </w:r>
-          </w:p>
-        </w:tc>
-        <w:tc>
-          <w:tcPr>
-            <w:tcW w:w="1039" w:type="dxa"/>
-            <w:shd w:val="clear" w:color="auto" w:fill="auto"/>
-          </w:tcPr>
-          <w:p>
-            <w:pPr>
-              <w:widowControl w:val="0"/>
-              <w:rPr>
-                <w:rFonts w:hint="eastAsia" w:ascii="宋体" w:hAnsi="宋体" w:eastAsia="宋体" w:cs="宋体"/>
-                <w:snapToGrid w:val="0"/>
-                <w:color w:val="000000"/>
-                <w:kern w:val="0"/>
-                <w:sz w:val="18"/>
-                <w:szCs w:val="18"/>
-                <w:lang w:val="en-US" w:eastAsia="zh-CN" w:bidi="ar-SA"/>
-              </w:rPr>
-            </w:pPr>
-            <w:r>
-              <w:rPr>
-                <w:rFonts w:hint="eastAsia" w:ascii="宋体" w:hAnsi="宋体" w:eastAsia="宋体" w:cs="宋体"/>
-                <w:sz w:val="18"/>
-                <w:szCs w:val="18"/>
-              </w:rPr>
-              <w:t>≥95.5分</w:t>
-            </w:r>
-          </w:p>
-        </w:tc>
-        <w:tc>
-          <w:tcPr>
-            <w:tcW w:w="1427" w:type="dxa"/>
-            <w:shd w:val="clear" w:color="auto" w:fill="auto"/>
-          </w:tcPr>
-          <w:p>
-            <w:pPr>
-              <w:widowControl w:val="0"/>
-              <w:rPr>
-                <w:rFonts w:hint="eastAsia" w:ascii="宋体" w:hAnsi="宋体" w:eastAsia="宋体" w:cs="宋体"/>
-                <w:snapToGrid w:val="0"/>
-                <w:color w:val="000000"/>
-                <w:kern w:val="0"/>
-                <w:sz w:val="18"/>
-                <w:szCs w:val="18"/>
-                <w:lang w:val="en-US" w:eastAsia="zh-CN" w:bidi="ar-SA"/>
-              </w:rPr>
-            </w:pPr>
-            <w:r>
-              <w:rPr>
-                <w:rFonts w:hint="eastAsia" w:ascii="宋体" w:hAnsi="宋体" w:eastAsia="宋体" w:cs="宋体"/>
-                <w:sz w:val="18"/>
-                <w:szCs w:val="18"/>
-              </w:rPr>
-              <w:t>每年</w:t>
-            </w:r>
-            <w:r>
-              <w:rPr>
-                <w:rFonts w:hint="eastAsia" w:ascii="宋体" w:hAnsi="宋体" w:cs="宋体"/>
-                <w:sz w:val="18"/>
-                <w:szCs w:val="18"/>
-                <w:lang w:val="en-US" w:eastAsia="zh-CN"/>
-              </w:rPr>
-              <w:t>度</w:t>
             </w:r>
           </w:p>
         </w:tc>
@@ -3345,10 +3208,67 @@
           <w:tcPr>
             <w:tcW w:w="1790" w:type="dxa"/>
             <w:shd w:val="clear" w:color="auto" w:fill="auto"/>
-            <w:vAlign w:val="top"/>
-          </w:tcPr>
-          <w:p>
-            <w:pPr>
+          </w:tcPr>
+          <w:p>
+            <w:pPr>
+              <w:widowControl w:val="0"/>
+              <w:rPr>
+                <w:rFonts w:hint="default" w:ascii="宋体" w:hAnsi="宋体" w:eastAsia="宋体" w:cs="宋体"/>
+                <w:snapToGrid w:val="0"/>
+                <w:color w:val="000000"/>
+                <w:kern w:val="0"/>
+                <w:sz w:val="18"/>
+                <w:szCs w:val="18"/>
+                <w:lang w:val="en-US" w:eastAsia="zh-CN" w:bidi="ar-SA"/>
+              </w:rPr>
+            </w:pPr>
+            <w:r>
+              <w:rPr>
+                <w:rFonts w:hint="eastAsia" w:ascii="宋体" w:hAnsi="宋体" w:cs="宋体"/>
+                <w:sz w:val="18"/>
+                <w:szCs w:val="18"/>
+                <w:lang w:val="en-US" w:eastAsia="zh-CN"/>
+              </w:rPr>
+              <w:t>组织级客户满意度</w:t>
+            </w:r>
+          </w:p>
+        </w:tc>
+        <w:tc>
+          <w:tcPr>
+            <w:tcW w:w="2836" w:type="dxa"/>
+            <w:shd w:val="clear" w:color="auto" w:fill="auto"/>
+          </w:tcPr>
+          <w:p>
+            <w:pPr>
+              <w:widowControl w:val="0"/>
+              <w:rPr>
+                <w:rFonts w:hint="default" w:ascii="宋体" w:hAnsi="宋体" w:eastAsia="宋体" w:cs="宋体"/>
+                <w:snapToGrid w:val="0"/>
+                <w:color w:val="000000"/>
+                <w:kern w:val="0"/>
+                <w:sz w:val="18"/>
+                <w:szCs w:val="18"/>
+                <w:lang w:val="en-US" w:eastAsia="zh-CN" w:bidi="ar-SA"/>
+              </w:rPr>
+            </w:pPr>
+            <w:r>
+              <w:rPr>
+                <w:rFonts w:hint="eastAsia" w:ascii="宋体" w:hAnsi="宋体" w:eastAsia="宋体" w:cs="宋体"/>
+                <w:sz w:val="18"/>
+                <w:szCs w:val="18"/>
+              </w:rPr>
+              <w:t>满意度调查总分数/调查客户总数</w:t>
+            </w:r>
+          </w:p>
+        </w:tc>
+        <w:tc>
+          <w:tcPr>
+            <w:tcW w:w="1039" w:type="dxa"/>
+            <w:shd w:val="clear" w:color="auto" w:fill="auto"/>
+          </w:tcPr>
+          <w:p>
+            <w:pPr>
+              <w:widowControl w:val="0"/>
               <w:rPr>
                 <w:rFonts w:hint="eastAsia" w:ascii="宋体" w:hAnsi="宋体" w:eastAsia="宋体" w:cs="宋体"/>
                 <w:snapToGrid w:val="0"/>
@@ -3359,26 +3279,24 @@
                 <w:lang w:val="en-US" w:eastAsia="zh-CN" w:bidi="ar-SA"/>
               </w:rPr>
             </w:pPr>
-            <w:bookmarkStart w:id="17" w:name="_Toc23733"/>
             <w:r>
               <w:rPr>
                 <w:rFonts w:hint="eastAsia" w:ascii="宋体" w:hAnsi="宋体" w:eastAsia="宋体" w:cs="宋体"/>
                 <w:sz w:val="18"/>
                 <w:szCs w:val="18"/>
-                <w:lang w:val="en-US" w:eastAsia="zh-CN"/>
-              </w:rPr>
-              <w:t>项目客户投诉次数</w:t>
+              </w:rPr>
+              <w:t>≥95.5分</w:t>
             </w:r>
           </w:p>
         </w:tc>
         <w:tc>
           <w:tcPr>
-            <w:tcW w:w="2836" w:type="dxa"/>
+            <w:tcW w:w="1427" w:type="dxa"/>
             <w:shd w:val="clear" w:color="auto" w:fill="auto"/>
-            <w:vAlign w:val="top"/>
-          </w:tcPr>
-          <w:p>
-            <w:pPr>
+          </w:tcPr>
+          <w:p>
+            <w:pPr>
+              <w:widowControl w:val="0"/>
               <w:rPr>
                 <w:rFonts w:hint="eastAsia" w:ascii="宋体" w:hAnsi="宋体" w:eastAsia="宋体" w:cs="宋体"/>
                 <w:snapToGrid w:val="0"/>
@@ -3394,20 +3312,50 @@
                 <w:rFonts w:hint="eastAsia" w:ascii="宋体" w:hAnsi="宋体" w:eastAsia="宋体" w:cs="宋体"/>
                 <w:sz w:val="18"/>
                 <w:szCs w:val="18"/>
+              </w:rPr>
+              <w:t>每年</w:t>
+            </w:r>
+            <w:r>
+              <w:rPr>
+                <w:rFonts w:hint="eastAsia" w:ascii="宋体" w:hAnsi="宋体" w:cs="宋体"/>
+                <w:sz w:val="18"/>
+                <w:szCs w:val="18"/>
                 <w:lang w:val="en-US" w:eastAsia="zh-CN"/>
               </w:rPr>
-              <w:t>项目运维期间客户投诉次数</w:t>
+              <w:t>度</w:t>
             </w:r>
           </w:p>
         </w:tc>
-        <w:tc>
-          <w:tcPr>
-            <w:tcW w:w="1039" w:type="dxa"/>
+      </w:tr>
+      <w:tr>
+        <w:tblPrEx>
+          <w:tblBorders>
+            <w:top w:val="single" w:color="auto" w:sz="4" w:space="0"/>
+            <w:left w:val="single" w:color="auto" w:sz="4" w:space="0"/>
+            <w:bottom w:val="single" w:color="auto" w:sz="4" w:space="0"/>
+            <w:right w:val="single" w:color="auto" w:sz="4" w:space="0"/>
+            <w:insideH w:val="single" w:color="auto" w:sz="4" w:space="0"/>
+            <w:insideV w:val="single" w:color="auto" w:sz="4" w:space="0"/>
+          </w:tblBorders>
+          <w:tblCellMar>
+            <w:top w:w="0" w:type="dxa"/>
+            <w:left w:w="108" w:type="dxa"/>
+            <w:bottom w:w="0" w:type="dxa"/>
+            <w:right w:w="108" w:type="dxa"/>
+          </w:tblCellMar>
+        </w:tblPrEx>
+        <w:trPr>
+          <w:trHeight w:val="285" w:hRule="atLeast"/>
+        </w:trPr>
+        <w:tc>
+          <w:tcPr>
+            <w:tcW w:w="1790" w:type="dxa"/>
             <w:shd w:val="clear" w:color="auto" w:fill="auto"/>
             <w:vAlign w:val="top"/>
           </w:tcPr>
           <w:p>
             <w:pPr>
+              <w:widowControl w:val="0"/>
               <w:rPr>
                 <w:rFonts w:hint="eastAsia" w:ascii="宋体" w:hAnsi="宋体" w:eastAsia="宋体" w:cs="宋体"/>
                 <w:snapToGrid w:val="0"/>
@@ -3418,6 +3366,7 @@
                 <w:lang w:val="en-US" w:eastAsia="zh-CN" w:bidi="ar-SA"/>
               </w:rPr>
             </w:pPr>
+            <w:bookmarkStart w:id="17" w:name="_Toc23733"/>
             <w:r>
               <w:rPr>
                 <w:rFonts w:hint="eastAsia" w:ascii="宋体" w:hAnsi="宋体" w:eastAsia="宋体" w:cs="宋体"/>
@@ -3425,6 +3374,66 @@
                 <w:szCs w:val="18"/>
                 <w:lang w:val="en-US" w:eastAsia="zh-CN"/>
               </w:rPr>
+              <w:t>项目客户投诉次数</w:t>
+            </w:r>
+          </w:p>
+        </w:tc>
+        <w:tc>
+          <w:tcPr>
+            <w:tcW w:w="2836" w:type="dxa"/>
+            <w:shd w:val="clear" w:color="auto" w:fill="auto"/>
+            <w:vAlign w:val="top"/>
+          </w:tcPr>
+          <w:p>
+            <w:pPr>
+              <w:widowControl w:val="0"/>
+              <w:rPr>
+                <w:rFonts w:hint="eastAsia" w:ascii="宋体" w:hAnsi="宋体" w:eastAsia="宋体" w:cs="宋体"/>
+                <w:snapToGrid w:val="0"/>
+                <w:color w:val="000000"/>
+                <w:kern w:val="0"/>
+                <w:sz w:val="18"/>
+                <w:szCs w:val="18"/>
+                <w:lang w:val="en-US" w:eastAsia="zh-CN" w:bidi="ar-SA"/>
+              </w:rPr>
+            </w:pPr>
+            <w:r>
+              <w:rPr>
+                <w:rFonts w:hint="eastAsia" w:ascii="宋体" w:hAnsi="宋体" w:eastAsia="宋体" w:cs="宋体"/>
+                <w:sz w:val="18"/>
+                <w:szCs w:val="18"/>
+                <w:lang w:val="en-US" w:eastAsia="zh-CN"/>
+              </w:rPr>
+              <w:t>项目运维期间客户投诉次数</w:t>
+            </w:r>
+          </w:p>
+        </w:tc>
+        <w:tc>
+          <w:tcPr>
+            <w:tcW w:w="1039" w:type="dxa"/>
+            <w:shd w:val="clear" w:color="auto" w:fill="auto"/>
+            <w:vAlign w:val="top"/>
+          </w:tcPr>
+          <w:p>
+            <w:pPr>
+              <w:widowControl w:val="0"/>
+              <w:rPr>
+                <w:rFonts w:hint="eastAsia" w:ascii="宋体" w:hAnsi="宋体" w:eastAsia="宋体" w:cs="宋体"/>
+                <w:snapToGrid w:val="0"/>
+                <w:color w:val="000000"/>
+                <w:kern w:val="0"/>
+                <w:sz w:val="18"/>
+                <w:szCs w:val="18"/>
+                <w:lang w:val="en-US" w:eastAsia="zh-CN" w:bidi="ar-SA"/>
+              </w:rPr>
+            </w:pPr>
+            <w:r>
+              <w:rPr>
+                <w:rFonts w:hint="eastAsia" w:ascii="宋体" w:hAnsi="宋体" w:eastAsia="宋体" w:cs="宋体"/>
+                <w:sz w:val="18"/>
+                <w:szCs w:val="18"/>
+                <w:lang w:val="en-US" w:eastAsia="zh-CN"/>
+              </w:rPr>
               <w:t>≤2次</w:t>
             </w:r>
           </w:p>
@@ -3437,6 +3446,7 @@
           </w:tcPr>
           <w:p>
             <w:pPr>
+              <w:widowControl w:val="0"/>
               <w:rPr>
                 <w:rFonts w:hint="eastAsia" w:ascii="宋体" w:hAnsi="宋体" w:eastAsia="宋体" w:cs="宋体"/>
                 <w:snapToGrid w:val="0"/>
@@ -3537,8 +3547,6 @@
         </w:rPr>
         <w:t>。</w:t>
       </w:r>
-      <w:bookmarkStart w:id="21" w:name="_GoBack"/>
-      <w:bookmarkEnd w:id="21"/>
     </w:p>
     <w:p>
       <w:pPr>
